--- a/EXERCICES/LOT QT - Quantitatifs et export/QT-05/QT-05_fiche.docx
+++ b/EXERCICES/LOT QT - Quantitatifs et export/QT-05/QT-05_fiche.docx
@@ -545,7 +545,7 @@
                 <w:b w:val="0"/>
                 <w:sz w:val="19"/>
               </w:rPr>
-              <w:t>v0.3-260826 — Ind. B — 26/08/2026</w:t>
+              <w:t>v0.4-260901 — Ind. B — 26/08/2026</w:t>
             </w:r>
           </w:p>
         </w:tc>
@@ -1512,7 +1512,7 @@
         <w:color w:val="444A52"/>
         <w:sz w:val="16"/>
       </w:rPr>
-      <w:t>Magpie · QT-05 — Le fichier que le fournisseur va lire · v0.3-260826 Ind. B</w:t>
+      <w:t>Magpie · QT-05 — Le fichier que le fournisseur va lire · v0.4-260901 Ind. B</w:t>
     </w:r>
   </w:p>
 </w:ftr>

--- a/EXERCICES/LOT QT - Quantitatifs et export/QT-05/QT-05_fiche.docx
+++ b/EXERCICES/LOT QT - Quantitatifs et export/QT-05/QT-05_fiche.docx
@@ -545,7 +545,7 @@
                 <w:b w:val="0"/>
                 <w:sz w:val="19"/>
               </w:rPr>
-              <w:t>v0.4-260901 — Ind. B — 26/08/2026</w:t>
+              <w:t>v0.5-260902 — Ind. C — 01/09/2026</w:t>
             </w:r>
           </w:p>
         </w:tc>
@@ -1512,7 +1512,7 @@
         <w:color w:val="444A52"/>
         <w:sz w:val="16"/>
       </w:rPr>
-      <w:t>Magpie · QT-05 — Le fichier que le fournisseur va lire · v0.4-260901 Ind. B</w:t>
+      <w:t>Magpie · QT-05 — Le fichier que le fournisseur va lire · v0.5-260902 Ind. C</w:t>
     </w:r>
   </w:p>
 </w:ftr>

--- a/EXERCICES/LOT QT - Quantitatifs et export/QT-05/QT-05_fiche.docx
+++ b/EXERCICES/LOT QT - Quantitatifs et export/QT-05/QT-05_fiche.docx
@@ -86,7 +86,7 @@
                 <w:b w:val="0"/>
                 <w:sz w:val="19"/>
               </w:rPr>
-              <w:t>QT3 · Export de données</w:t>
+              <w:t>QT2 · Export de données</w:t>
             </w:r>
           </w:p>
         </w:tc>
